--- a/tillsyn/A 53772-2025 tillsynsbegäran.docx
+++ b/tillsyn/A 53772-2025 tillsynsbegäran.docx
@@ -229,7 +229,7 @@
     <w:r>
       <w:tab/>
       <w:tab/>
-      <w:t>2025-10-31</w:t>
+      <w:t>2025-11-01</w:t>
       <w:br/>
       <w:br/>
     </w:r>

--- a/tillsyn/A 53772-2025 tillsynsbegäran.docx
+++ b/tillsyn/A 53772-2025 tillsynsbegäran.docx
@@ -229,7 +229,7 @@
     <w:r>
       <w:tab/>
       <w:tab/>
-      <w:t>2025-11-01</w:t>
+      <w:t>2025-11-02</w:t>
       <w:br/>
       <w:br/>
     </w:r>

--- a/tillsyn/A 53772-2025 tillsynsbegäran.docx
+++ b/tillsyn/A 53772-2025 tillsynsbegäran.docx
@@ -229,7 +229,7 @@
     <w:r>
       <w:tab/>
       <w:tab/>
-      <w:t>2025-11-02</w:t>
+      <w:t>2025-11-03</w:t>
       <w:br/>
       <w:br/>
     </w:r>

--- a/tillsyn/A 53772-2025 tillsynsbegäran.docx
+++ b/tillsyn/A 53772-2025 tillsynsbegäran.docx
@@ -229,7 +229,7 @@
     <w:r>
       <w:tab/>
       <w:tab/>
-      <w:t>2025-11-03</w:t>
+      <w:t>2025-11-04</w:t>
       <w:br/>
       <w:br/>
     </w:r>

--- a/tillsyn/A 53772-2025 tillsynsbegäran.docx
+++ b/tillsyn/A 53772-2025 tillsynsbegäran.docx
@@ -229,7 +229,7 @@
     <w:r>
       <w:tab/>
       <w:tab/>
-      <w:t>2025-11-04</w:t>
+      <w:t>2025-11-05</w:t>
       <w:br/>
       <w:br/>
     </w:r>

--- a/tillsyn/A 53772-2025 tillsynsbegäran.docx
+++ b/tillsyn/A 53772-2025 tillsynsbegäran.docx
@@ -229,7 +229,7 @@
     <w:r>
       <w:tab/>
       <w:tab/>
-      <w:t>2025-11-05</w:t>
+      <w:t>2025-11-06</w:t>
       <w:br/>
       <w:br/>
     </w:r>

--- a/tillsyn/A 53772-2025 tillsynsbegäran.docx
+++ b/tillsyn/A 53772-2025 tillsynsbegäran.docx
@@ -229,7 +229,7 @@
     <w:r>
       <w:tab/>
       <w:tab/>
-      <w:t>2025-11-06</w:t>
+      <w:t>2025-11-07</w:t>
       <w:br/>
       <w:br/>
     </w:r>

--- a/tillsyn/A 53772-2025 tillsynsbegäran.docx
+++ b/tillsyn/A 53772-2025 tillsynsbegäran.docx
@@ -229,7 +229,7 @@
     <w:r>
       <w:tab/>
       <w:tab/>
-      <w:t>2025-11-07</w:t>
+      <w:t>2025-11-08</w:t>
       <w:br/>
       <w:br/>
     </w:r>

--- a/tillsyn/A 53772-2025 tillsynsbegäran.docx
+++ b/tillsyn/A 53772-2025 tillsynsbegäran.docx
@@ -229,7 +229,7 @@
     <w:r>
       <w:tab/>
       <w:tab/>
-      <w:t>2025-11-08</w:t>
+      <w:t>2025-11-09</w:t>
       <w:br/>
       <w:br/>
     </w:r>

--- a/tillsyn/A 53772-2025 tillsynsbegäran.docx
+++ b/tillsyn/A 53772-2025 tillsynsbegäran.docx
@@ -229,7 +229,7 @@
     <w:r>
       <w:tab/>
       <w:tab/>
-      <w:t>2025-11-09</w:t>
+      <w:t>2025-11-10</w:t>
       <w:br/>
       <w:br/>
     </w:r>

--- a/tillsyn/A 53772-2025 tillsynsbegäran.docx
+++ b/tillsyn/A 53772-2025 tillsynsbegäran.docx
@@ -229,7 +229,7 @@
     <w:r>
       <w:tab/>
       <w:tab/>
-      <w:t>2025-11-10</w:t>
+      <w:t>2025-11-11</w:t>
       <w:br/>
       <w:br/>
     </w:r>

--- a/tillsyn/A 53772-2025 tillsynsbegäran.docx
+++ b/tillsyn/A 53772-2025 tillsynsbegäran.docx
@@ -229,7 +229,7 @@
     <w:r>
       <w:tab/>
       <w:tab/>
-      <w:t>2025-11-11</w:t>
+      <w:t>2025-11-12</w:t>
       <w:br/>
       <w:br/>
     </w:r>

--- a/tillsyn/A 53772-2025 tillsynsbegäran.docx
+++ b/tillsyn/A 53772-2025 tillsynsbegäran.docx
@@ -229,7 +229,7 @@
     <w:r>
       <w:tab/>
       <w:tab/>
-      <w:t>2025-11-12</w:t>
+      <w:t>2025-11-13</w:t>
       <w:br/>
       <w:br/>
     </w:r>

--- a/tillsyn/A 53772-2025 tillsynsbegäran.docx
+++ b/tillsyn/A 53772-2025 tillsynsbegäran.docx
@@ -229,7 +229,7 @@
     <w:r>
       <w:tab/>
       <w:tab/>
-      <w:t>2025-11-13</w:t>
+      <w:t>2025-11-14</w:t>
       <w:br/>
       <w:br/>
     </w:r>

--- a/tillsyn/A 53772-2025 tillsynsbegäran.docx
+++ b/tillsyn/A 53772-2025 tillsynsbegäran.docx
@@ -229,7 +229,7 @@
     <w:r>
       <w:tab/>
       <w:tab/>
-      <w:t>2025-11-14</w:t>
+      <w:t>2025-11-15</w:t>
       <w:br/>
       <w:br/>
     </w:r>

--- a/tillsyn/A 53772-2025 tillsynsbegäran.docx
+++ b/tillsyn/A 53772-2025 tillsynsbegäran.docx
@@ -229,7 +229,7 @@
     <w:r>
       <w:tab/>
       <w:tab/>
-      <w:t>2025-11-15</w:t>
+      <w:t>2025-11-20</w:t>
       <w:br/>
       <w:br/>
     </w:r>

--- a/tillsyn/A 53772-2025 tillsynsbegäran.docx
+++ b/tillsyn/A 53772-2025 tillsynsbegäran.docx
@@ -229,7 +229,7 @@
     <w:r>
       <w:tab/>
       <w:tab/>
-      <w:t>2025-11-20</w:t>
+      <w:t>2025-11-21</w:t>
       <w:br/>
       <w:br/>
     </w:r>

--- a/tillsyn/A 53772-2025 tillsynsbegäran.docx
+++ b/tillsyn/A 53772-2025 tillsynsbegäran.docx
@@ -229,7 +229,7 @@
     <w:r>
       <w:tab/>
       <w:tab/>
-      <w:t>2025-11-21</w:t>
+      <w:t>2025-11-22</w:t>
       <w:br/>
       <w:br/>
     </w:r>

--- a/tillsyn/A 53772-2025 tillsynsbegäran.docx
+++ b/tillsyn/A 53772-2025 tillsynsbegäran.docx
@@ -229,7 +229,7 @@
     <w:r>
       <w:tab/>
       <w:tab/>
-      <w:t>2025-11-22</w:t>
+      <w:t>2025-11-23</w:t>
       <w:br/>
       <w:br/>
     </w:r>

--- a/tillsyn/A 53772-2025 tillsynsbegäran.docx
+++ b/tillsyn/A 53772-2025 tillsynsbegäran.docx
@@ -229,7 +229,7 @@
     <w:r>
       <w:tab/>
       <w:tab/>
-      <w:t>2025-11-23</w:t>
+      <w:t>2025-11-24</w:t>
       <w:br/>
       <w:br/>
     </w:r>

--- a/tillsyn/A 53772-2025 tillsynsbegäran.docx
+++ b/tillsyn/A 53772-2025 tillsynsbegäran.docx
@@ -229,7 +229,7 @@
     <w:r>
       <w:tab/>
       <w:tab/>
-      <w:t>2025-11-24</w:t>
+      <w:t>2025-11-25</w:t>
       <w:br/>
       <w:br/>
     </w:r>

--- a/tillsyn/A 53772-2025 tillsynsbegäran.docx
+++ b/tillsyn/A 53772-2025 tillsynsbegäran.docx
@@ -229,7 +229,7 @@
     <w:r>
       <w:tab/>
       <w:tab/>
-      <w:t>2025-11-25</w:t>
+      <w:t>2025-11-26</w:t>
       <w:br/>
       <w:br/>
     </w:r>

--- a/tillsyn/A 53772-2025 tillsynsbegäran.docx
+++ b/tillsyn/A 53772-2025 tillsynsbegäran.docx
@@ -229,7 +229,7 @@
     <w:r>
       <w:tab/>
       <w:tab/>
-      <w:t>2025-11-26</w:t>
+      <w:t>2025-11-27</w:t>
       <w:br/>
       <w:br/>
     </w:r>

--- a/tillsyn/A 53772-2025 tillsynsbegäran.docx
+++ b/tillsyn/A 53772-2025 tillsynsbegäran.docx
@@ -229,7 +229,7 @@
     <w:r>
       <w:tab/>
       <w:tab/>
-      <w:t>2025-11-27</w:t>
+      <w:t>2025-11-28</w:t>
       <w:br/>
       <w:br/>
     </w:r>

--- a/tillsyn/A 53772-2025 tillsynsbegäran.docx
+++ b/tillsyn/A 53772-2025 tillsynsbegäran.docx
@@ -229,7 +229,7 @@
     <w:r>
       <w:tab/>
       <w:tab/>
-      <w:t>2025-11-28</w:t>
+      <w:t>2025-11-29</w:t>
       <w:br/>
       <w:br/>
     </w:r>

--- a/tillsyn/A 53772-2025 tillsynsbegäran.docx
+++ b/tillsyn/A 53772-2025 tillsynsbegäran.docx
@@ -229,7 +229,7 @@
     <w:r>
       <w:tab/>
       <w:tab/>
-      <w:t>2025-11-29</w:t>
+      <w:t>2025-11-30</w:t>
       <w:br/>
       <w:br/>
     </w:r>

--- a/tillsyn/A 53772-2025 tillsynsbegäran.docx
+++ b/tillsyn/A 53772-2025 tillsynsbegäran.docx
@@ -229,7 +229,7 @@
     <w:r>
       <w:tab/>
       <w:tab/>
-      <w:t>2025-11-30</w:t>
+      <w:t>2025-12-01</w:t>
       <w:br/>
       <w:br/>
     </w:r>

--- a/tillsyn/A 53772-2025 tillsynsbegäran.docx
+++ b/tillsyn/A 53772-2025 tillsynsbegäran.docx
@@ -229,7 +229,7 @@
     <w:r>
       <w:tab/>
       <w:tab/>
-      <w:t>2025-12-01</w:t>
+      <w:t>2025-12-02</w:t>
       <w:br/>
       <w:br/>
     </w:r>

--- a/tillsyn/A 53772-2025 tillsynsbegäran.docx
+++ b/tillsyn/A 53772-2025 tillsynsbegäran.docx
@@ -229,7 +229,7 @@
     <w:r>
       <w:tab/>
       <w:tab/>
-      <w:t>2025-12-02</w:t>
+      <w:t>2025-12-03</w:t>
       <w:br/>
       <w:br/>
     </w:r>

--- a/tillsyn/A 53772-2025 tillsynsbegäran.docx
+++ b/tillsyn/A 53772-2025 tillsynsbegäran.docx
@@ -229,7 +229,7 @@
     <w:r>
       <w:tab/>
       <w:tab/>
-      <w:t>2025-12-03</w:t>
+      <w:t>2025-12-04</w:t>
       <w:br/>
       <w:br/>
     </w:r>

--- a/tillsyn/A 53772-2025 tillsynsbegäran.docx
+++ b/tillsyn/A 53772-2025 tillsynsbegäran.docx
@@ -229,7 +229,7 @@
     <w:r>
       <w:tab/>
       <w:tab/>
-      <w:t>2025-12-04</w:t>
+      <w:t>2025-12-05</w:t>
       <w:br/>
       <w:br/>
     </w:r>

--- a/tillsyn/A 53772-2025 tillsynsbegäran.docx
+++ b/tillsyn/A 53772-2025 tillsynsbegäran.docx
@@ -229,7 +229,7 @@
     <w:r>
       <w:tab/>
       <w:tab/>
-      <w:t>2025-12-05</w:t>
+      <w:t>2025-12-06</w:t>
       <w:br/>
       <w:br/>
     </w:r>

--- a/tillsyn/A 53772-2025 tillsynsbegäran.docx
+++ b/tillsyn/A 53772-2025 tillsynsbegäran.docx
@@ -229,7 +229,7 @@
     <w:r>
       <w:tab/>
       <w:tab/>
-      <w:t>2025-12-06</w:t>
+      <w:t>2025-12-07</w:t>
       <w:br/>
       <w:br/>
     </w:r>

--- a/tillsyn/A 53772-2025 tillsynsbegäran.docx
+++ b/tillsyn/A 53772-2025 tillsynsbegäran.docx
@@ -229,7 +229,7 @@
     <w:r>
       <w:tab/>
       <w:tab/>
-      <w:t>2025-12-07</w:t>
+      <w:t>2025-12-08</w:t>
       <w:br/>
       <w:br/>
     </w:r>

--- a/tillsyn/A 53772-2025 tillsynsbegäran.docx
+++ b/tillsyn/A 53772-2025 tillsynsbegäran.docx
@@ -229,7 +229,7 @@
     <w:r>
       <w:tab/>
       <w:tab/>
-      <w:t>2025-12-08</w:t>
+      <w:t>2025-12-09</w:t>
       <w:br/>
       <w:br/>
     </w:r>

--- a/tillsyn/A 53772-2025 tillsynsbegäran.docx
+++ b/tillsyn/A 53772-2025 tillsynsbegäran.docx
@@ -229,7 +229,7 @@
     <w:r>
       <w:tab/>
       <w:tab/>
-      <w:t>2025-12-09</w:t>
+      <w:t>2025-12-10</w:t>
       <w:br/>
       <w:br/>
     </w:r>

--- a/tillsyn/A 53772-2025 tillsynsbegäran.docx
+++ b/tillsyn/A 53772-2025 tillsynsbegäran.docx
@@ -229,7 +229,7 @@
     <w:r>
       <w:tab/>
       <w:tab/>
-      <w:t>2025-12-10</w:t>
+      <w:t>2025-12-11</w:t>
       <w:br/>
       <w:br/>
     </w:r>

--- a/tillsyn/A 53772-2025 tillsynsbegäran.docx
+++ b/tillsyn/A 53772-2025 tillsynsbegäran.docx
@@ -229,7 +229,7 @@
     <w:r>
       <w:tab/>
       <w:tab/>
-      <w:t>2025-12-11</w:t>
+      <w:t>2025-12-12</w:t>
       <w:br/>
       <w:br/>
     </w:r>

--- a/tillsyn/A 53772-2025 tillsynsbegäran.docx
+++ b/tillsyn/A 53772-2025 tillsynsbegäran.docx
@@ -229,7 +229,7 @@
     <w:r>
       <w:tab/>
       <w:tab/>
-      <w:t>2025-12-12</w:t>
+      <w:t>2025-12-13</w:t>
       <w:br/>
       <w:br/>
     </w:r>

--- a/tillsyn/A 53772-2025 tillsynsbegäran.docx
+++ b/tillsyn/A 53772-2025 tillsynsbegäran.docx
@@ -229,7 +229,7 @@
     <w:r>
       <w:tab/>
       <w:tab/>
-      <w:t>2025-12-19</w:t>
+      <w:t>2025-12-20</w:t>
       <w:br/>
       <w:br/>
     </w:r>

--- a/tillsyn/A 53772-2025 tillsynsbegäran.docx
+++ b/tillsyn/A 53772-2025 tillsynsbegäran.docx
@@ -229,7 +229,7 @@
     <w:r>
       <w:tab/>
       <w:tab/>
-      <w:t>2025-12-20</w:t>
+      <w:t>2025-12-21</w:t>
       <w:br/>
       <w:br/>
     </w:r>

--- a/tillsyn/A 53772-2025 tillsynsbegäran.docx
+++ b/tillsyn/A 53772-2025 tillsynsbegäran.docx
@@ -229,7 +229,7 @@
     <w:r>
       <w:tab/>
       <w:tab/>
-      <w:t>2025-12-21</w:t>
+      <w:t>2025-12-22</w:t>
       <w:br/>
       <w:br/>
     </w:r>

--- a/tillsyn/A 53772-2025 tillsynsbegäran.docx
+++ b/tillsyn/A 53772-2025 tillsynsbegäran.docx
@@ -229,7 +229,7 @@
     <w:r>
       <w:tab/>
       <w:tab/>
-      <w:t>2025-12-22</w:t>
+      <w:t>2025-12-26</w:t>
       <w:br/>
       <w:br/>
     </w:r>

--- a/tillsyn/A 53772-2025 tillsynsbegäran.docx
+++ b/tillsyn/A 53772-2025 tillsynsbegäran.docx
@@ -229,7 +229,7 @@
     <w:r>
       <w:tab/>
       <w:tab/>
-      <w:t>2026-01-03</w:t>
+      <w:t>2026-01-04</w:t>
       <w:br/>
       <w:br/>
     </w:r>

--- a/tillsyn/A 53772-2025 tillsynsbegäran.docx
+++ b/tillsyn/A 53772-2025 tillsynsbegäran.docx
@@ -229,7 +229,7 @@
     <w:r>
       <w:tab/>
       <w:tab/>
-      <w:t>2026-01-07</w:t>
+      <w:t>2026-01-08</w:t>
       <w:br/>
       <w:br/>
     </w:r>

--- a/tillsyn/A 53772-2025 tillsynsbegäran.docx
+++ b/tillsyn/A 53772-2025 tillsynsbegäran.docx
@@ -229,7 +229,7 @@
     <w:r>
       <w:tab/>
       <w:tab/>
-      <w:t>2026-01-08</w:t>
+      <w:t>2026-01-09</w:t>
       <w:br/>
       <w:br/>
     </w:r>

--- a/tillsyn/A 53772-2025 tillsynsbegäran.docx
+++ b/tillsyn/A 53772-2025 tillsynsbegäran.docx
@@ -229,7 +229,7 @@
     <w:r>
       <w:tab/>
       <w:tab/>
-      <w:t>2026-01-09</w:t>
+      <w:t>2026-01-10</w:t>
       <w:br/>
       <w:br/>
     </w:r>

--- a/tillsyn/A 53772-2025 tillsynsbegäran.docx
+++ b/tillsyn/A 53772-2025 tillsynsbegäran.docx
@@ -229,7 +229,7 @@
     <w:r>
       <w:tab/>
       <w:tab/>
-      <w:t>2026-01-10</w:t>
+      <w:t>2026-01-11</w:t>
       <w:br/>
       <w:br/>
     </w:r>

--- a/tillsyn/A 53772-2025 tillsynsbegäran.docx
+++ b/tillsyn/A 53772-2025 tillsynsbegäran.docx
@@ -229,7 +229,7 @@
     <w:r>
       <w:tab/>
       <w:tab/>
-      <w:t>2026-01-11</w:t>
+      <w:t>2026-01-12</w:t>
       <w:br/>
       <w:br/>
     </w:r>

--- a/tillsyn/A 53772-2025 tillsynsbegäran.docx
+++ b/tillsyn/A 53772-2025 tillsynsbegäran.docx
@@ -229,7 +229,7 @@
     <w:r>
       <w:tab/>
       <w:tab/>
-      <w:t>2026-01-12</w:t>
+      <w:t>2026-01-13</w:t>
       <w:br/>
       <w:br/>
     </w:r>

--- a/tillsyn/A 53772-2025 tillsynsbegäran.docx
+++ b/tillsyn/A 53772-2025 tillsynsbegäran.docx
@@ -229,7 +229,7 @@
     <w:r>
       <w:tab/>
       <w:tab/>
-      <w:t>2026-01-13</w:t>
+      <w:t>2026-01-14</w:t>
       <w:br/>
       <w:br/>
     </w:r>

--- a/tillsyn/A 53772-2025 tillsynsbegäran.docx
+++ b/tillsyn/A 53772-2025 tillsynsbegäran.docx
@@ -229,7 +229,7 @@
     <w:r>
       <w:tab/>
       <w:tab/>
-      <w:t>2026-01-14</w:t>
+      <w:t>2026-01-15</w:t>
       <w:br/>
       <w:br/>
     </w:r>

--- a/tillsyn/A 53772-2025 tillsynsbegäran.docx
+++ b/tillsyn/A 53772-2025 tillsynsbegäran.docx
@@ -229,7 +229,7 @@
     <w:r>
       <w:tab/>
       <w:tab/>
-      <w:t>2026-01-15</w:t>
+      <w:t>2026-01-16</w:t>
       <w:br/>
       <w:br/>
     </w:r>

--- a/tillsyn/A 53772-2025 tillsynsbegäran.docx
+++ b/tillsyn/A 53772-2025 tillsynsbegäran.docx
@@ -229,7 +229,7 @@
     <w:r>
       <w:tab/>
       <w:tab/>
-      <w:t>2026-01-16</w:t>
+      <w:t>2026-01-17</w:t>
       <w:br/>
       <w:br/>
     </w:r>

--- a/tillsyn/A 53772-2025 tillsynsbegäran.docx
+++ b/tillsyn/A 53772-2025 tillsynsbegäran.docx
@@ -229,7 +229,7 @@
     <w:r>
       <w:tab/>
       <w:tab/>
-      <w:t>2026-01-17</w:t>
+      <w:t>2026-01-18</w:t>
       <w:br/>
       <w:br/>
     </w:r>

--- a/tillsyn/A 53772-2025 tillsynsbegäran.docx
+++ b/tillsyn/A 53772-2025 tillsynsbegäran.docx
@@ -229,7 +229,7 @@
     <w:r>
       <w:tab/>
       <w:tab/>
-      <w:t>2026-01-18</w:t>
+      <w:t>2026-01-19</w:t>
       <w:br/>
       <w:br/>
     </w:r>

--- a/tillsyn/A 53772-2025 tillsynsbegäran.docx
+++ b/tillsyn/A 53772-2025 tillsynsbegäran.docx
@@ -229,7 +229,7 @@
     <w:r>
       <w:tab/>
       <w:tab/>
-      <w:t>2026-01-19</w:t>
+      <w:t>2026-01-20</w:t>
       <w:br/>
       <w:br/>
     </w:r>

--- a/tillsyn/A 53772-2025 tillsynsbegäran.docx
+++ b/tillsyn/A 53772-2025 tillsynsbegäran.docx
@@ -229,7 +229,7 @@
     <w:r>
       <w:tab/>
       <w:tab/>
-      <w:t>2026-01-20</w:t>
+      <w:t>2026-01-21</w:t>
       <w:br/>
       <w:br/>
     </w:r>

--- a/tillsyn/A 53772-2025 tillsynsbegäran.docx
+++ b/tillsyn/A 53772-2025 tillsynsbegäran.docx
@@ -229,7 +229,7 @@
     <w:r>
       <w:tab/>
       <w:tab/>
-      <w:t>2026-01-21</w:t>
+      <w:t>2026-01-23</w:t>
       <w:br/>
       <w:br/>
     </w:r>

--- a/tillsyn/A 53772-2025 tillsynsbegäran.docx
+++ b/tillsyn/A 53772-2025 tillsynsbegäran.docx
@@ -229,7 +229,7 @@
     <w:r>
       <w:tab/>
       <w:tab/>
-      <w:t>2026-01-23</w:t>
+      <w:t>2026-01-24</w:t>
       <w:br/>
       <w:br/>
     </w:r>

--- a/tillsyn/A 53772-2025 tillsynsbegäran.docx
+++ b/tillsyn/A 53772-2025 tillsynsbegäran.docx
@@ -229,7 +229,7 @@
     <w:r>
       <w:tab/>
       <w:tab/>
-      <w:t>2026-01-24</w:t>
+      <w:t>2026-01-25</w:t>
       <w:br/>
       <w:br/>
     </w:r>

--- a/tillsyn/A 53772-2025 tillsynsbegäran.docx
+++ b/tillsyn/A 53772-2025 tillsynsbegäran.docx
@@ -229,7 +229,7 @@
     <w:r>
       <w:tab/>
       <w:tab/>
-      <w:t>2026-01-25</w:t>
+      <w:t>2026-01-26</w:t>
       <w:br/>
       <w:br/>
     </w:r>

--- a/tillsyn/A 53772-2025 tillsynsbegäran.docx
+++ b/tillsyn/A 53772-2025 tillsynsbegäran.docx
@@ -229,7 +229,7 @@
     <w:r>
       <w:tab/>
       <w:tab/>
-      <w:t>2026-01-26</w:t>
+      <w:t>2026-01-27</w:t>
       <w:br/>
       <w:br/>
     </w:r>

--- a/tillsyn/A 53772-2025 tillsynsbegäran.docx
+++ b/tillsyn/A 53772-2025 tillsynsbegäran.docx
@@ -229,7 +229,7 @@
     <w:r>
       <w:tab/>
       <w:tab/>
-      <w:t>2026-01-27</w:t>
+      <w:t>2026-01-28</w:t>
       <w:br/>
       <w:br/>
     </w:r>

--- a/tillsyn/A 53772-2025 tillsynsbegäran.docx
+++ b/tillsyn/A 53772-2025 tillsynsbegäran.docx
@@ -98,7 +98,25 @@
         <w:t xml:space="preserve">Skinnlav </w:t>
       </w:r>
       <w:r>
-        <w:t>förekommer på diverse lövträd, främst på gammal asp och sälg. Den påträffas främst i områden med lång kontinuitet av grova lövträd och signalerar skogsmark med höga naturvärden. På lokalerna förekommer som regel ett flertal andra ovanliga eller rödlistade lavar. I likhet med gelélavarna, etablerar sig skinnlaven i skogsmark på grova aspar i sena lövsuccessioner (Nitare &amp; Skogsstyrelsen, 2019).</w:t>
+        <w:t xml:space="preserve">förekommer på diverse lövträd, främst på gammal asp och sälg. Den påträffas främst i områden med lång kontinuitet av grova lövträd och signalerar skogsmark med höga naturvärden. På lokalerna förekommer som regel ett flertal andra ovanliga eller rödlistade lavar. I likhet med gelélavarna, etablerar sig skinnlaven i skogsmark på grova aspar i sena lövsuccessioner. Skinnlav är typisk art för </w:t>
+      </w:r>
+      <w:r>
+        <w:rPr>
+          <w:i/>
+        </w:rPr>
+        <w:t xml:space="preserve">9010 Taiga, 9020 Nordlig ädellövskog </w:t>
+      </w:r>
+      <w:r>
+        <w:t xml:space="preserve">och </w:t>
+      </w:r>
+      <w:r>
+        <w:rPr>
+          <w:i/>
+        </w:rPr>
+        <w:t xml:space="preserve">9070 Trädklädd betesmark </w:t>
+      </w:r>
+      <w:r>
+        <w:t>(Nitare &amp; Skogsstyrelsen, 2019; SLU Artdatabanken, 2025).</w:t>
       </w:r>
     </w:p>
     <w:sectPr>
@@ -229,7 +247,7 @@
     <w:r>
       <w:tab/>
       <w:tab/>
-      <w:t>2026-01-28</w:t>
+      <w:t>2026-01-29</w:t>
       <w:br/>
       <w:br/>
     </w:r>

--- a/tillsyn/A 53772-2025 tillsynsbegäran.docx
+++ b/tillsyn/A 53772-2025 tillsynsbegäran.docx
@@ -247,7 +247,7 @@
     <w:r>
       <w:tab/>
       <w:tab/>
-      <w:t>2026-01-29</w:t>
+      <w:t>2026-01-30</w:t>
       <w:br/>
       <w:br/>
     </w:r>

--- a/tillsyn/A 53772-2025 tillsynsbegäran.docx
+++ b/tillsyn/A 53772-2025 tillsynsbegäran.docx
@@ -247,7 +247,7 @@
     <w:r>
       <w:tab/>
       <w:tab/>
-      <w:t>2026-01-30</w:t>
+      <w:t>2026-01-31</w:t>
       <w:br/>
       <w:br/>
     </w:r>
